--- a/Stage_09_Validation&Forms/Stage_09_Validation&Forms.docx
+++ b/Stage_09_Validation&Forms/Stage_09_Validation&Forms.docx
@@ -91,6 +91,20 @@
         <w:spacing w:before="100" w:beforeAutospacing="1" w:after="100" w:afterAutospacing="1" w:line="240" w:lineRule="auto"/>
         <w:jc w:val="center"/>
         <w:rPr>
+          <w:rFonts w:asciiTheme="majorBidi" w:eastAsia="Times New Roman" w:hAnsiTheme="majorBidi" w:cstheme="majorBidi"/>
+          <w:b/>
+          <w:bCs/>
+          <w:sz w:val="52"/>
+          <w:szCs w:val="52"/>
+        </w:rPr>
+      </w:pPr>
+    </w:p>
+    <w:p>
+      <w:pPr>
+        <w:bidi w:val="0"/>
+        <w:spacing w:before="100" w:beforeAutospacing="1" w:after="100" w:afterAutospacing="1" w:line="240" w:lineRule="auto"/>
+        <w:jc w:val="center"/>
+        <w:rPr>
           <w:rFonts w:ascii="Times New Roman" w:eastAsia="Times New Roman" w:hAnsi="Times New Roman" w:cs="Times New Roman"/>
           <w:sz w:val="48"/>
           <w:szCs w:val="48"/>
@@ -104,7 +118,18 @@
           <w:sz w:val="40"/>
           <w:szCs w:val="40"/>
         </w:rPr>
-        <w:t>Stage09 - Validation</w:t>
+        <w:t xml:space="preserve">Stage09 - </w:t>
+      </w:r>
+      <w:bookmarkStart w:id="0" w:name="_GoBack"/>
+      <w:r>
+        <w:rPr>
+          <w:rFonts w:ascii="Times New Roman" w:eastAsia="Times New Roman" w:hAnsi="Times New Roman" w:cs="Times New Roman"/>
+          <w:b/>
+          <w:bCs/>
+          <w:sz w:val="40"/>
+          <w:szCs w:val="40"/>
+        </w:rPr>
+        <w:t>Validation</w:t>
       </w:r>
       <w:r>
         <w:rPr>
@@ -125,9 +150,10 @@
           <w:sz w:val="40"/>
           <w:szCs w:val="40"/>
         </w:rPr>
-        <w:t xml:space="preserve"> Forms</w:t>
+        <w:t>Forms</w:t>
       </w:r>
     </w:p>
+    <w:bookmarkEnd w:id="0"/>
     <w:p>
       <w:pPr>
         <w:bidi w:val="0"/>
@@ -137,6 +163,43 @@
           <w:rFonts w:ascii="Times New Roman" w:eastAsia="Times New Roman" w:hAnsi="Times New Roman" w:cs="Times New Roman"/>
           <w:sz w:val="48"/>
           <w:szCs w:val="48"/>
+        </w:rPr>
+      </w:pPr>
+    </w:p>
+    <w:p>
+      <w:pPr>
+        <w:bidi w:val="0"/>
+        <w:spacing w:before="100" w:beforeAutospacing="1" w:after="100" w:afterAutospacing="1" w:line="240" w:lineRule="auto"/>
+        <w:jc w:val="center"/>
+        <w:rPr>
+          <w:rFonts w:ascii="Times New Roman" w:eastAsia="Times New Roman" w:hAnsi="Times New Roman" w:cs="Times New Roman"/>
+          <w:sz w:val="48"/>
+          <w:szCs w:val="48"/>
+        </w:rPr>
+      </w:pPr>
+    </w:p>
+    <w:p>
+      <w:pPr>
+        <w:bidi w:val="0"/>
+        <w:spacing w:before="100" w:beforeAutospacing="1" w:after="100" w:afterAutospacing="1" w:line="240" w:lineRule="auto"/>
+        <w:jc w:val="center"/>
+        <w:rPr>
+          <w:rFonts w:ascii="Times New Roman" w:eastAsia="Times New Roman" w:hAnsi="Times New Roman" w:cs="Times New Roman"/>
+          <w:sz w:val="48"/>
+          <w:szCs w:val="48"/>
+        </w:rPr>
+      </w:pPr>
+    </w:p>
+    <w:p>
+      <w:pPr>
+        <w:bidi w:val="0"/>
+        <w:spacing w:before="100" w:beforeAutospacing="1" w:after="100" w:afterAutospacing="1" w:line="240" w:lineRule="auto"/>
+        <w:jc w:val="center"/>
+        <w:rPr>
+          <w:rFonts w:ascii="Times New Roman" w:eastAsia="Times New Roman" w:hAnsi="Times New Roman" w:cs="Times New Roman" w:hint="cs"/>
+          <w:sz w:val="48"/>
+          <w:szCs w:val="48"/>
+          <w:rtl/>
         </w:rPr>
       </w:pPr>
     </w:p>
@@ -252,68 +315,11 @@
     </w:p>
     <w:p>
       <w:pPr>
-        <w:bidi w:val="0"/>
-        <w:spacing w:before="100" w:beforeAutospacing="1" w:after="100" w:afterAutospacing="1" w:line="240" w:lineRule="auto"/>
-        <w:jc w:val="center"/>
-        <w:rPr>
-          <w:rFonts w:ascii="Times New Roman" w:eastAsia="Times New Roman" w:hAnsi="Times New Roman" w:cs="Times New Roman"/>
-          <w:sz w:val="36"/>
-          <w:szCs w:val="36"/>
-        </w:rPr>
-      </w:pPr>
-    </w:p>
-    <w:p>
-      <w:pPr>
-        <w:bidi w:val="0"/>
-        <w:spacing w:before="100" w:beforeAutospacing="1" w:after="100" w:afterAutospacing="1" w:line="240" w:lineRule="auto"/>
-        <w:jc w:val="center"/>
-        <w:rPr>
-          <w:rFonts w:ascii="Times New Roman" w:eastAsia="Times New Roman" w:hAnsi="Times New Roman" w:cs="Times New Roman"/>
-          <w:sz w:val="36"/>
-          <w:szCs w:val="36"/>
-        </w:rPr>
-      </w:pPr>
-    </w:p>
-    <w:p>
-      <w:pPr>
-        <w:bidi w:val="0"/>
-        <w:spacing w:before="100" w:beforeAutospacing="1" w:after="100" w:afterAutospacing="1" w:line="240" w:lineRule="auto"/>
-        <w:rPr>
-          <w:b/>
-          <w:bCs/>
-          <w:sz w:val="32"/>
-          <w:szCs w:val="32"/>
-        </w:rPr>
-      </w:pPr>
-    </w:p>
-    <w:p>
-      <w:pPr>
-        <w:bidi w:val="0"/>
-        <w:spacing w:before="100" w:beforeAutospacing="1" w:after="100" w:afterAutospacing="1" w:line="240" w:lineRule="auto"/>
-        <w:rPr>
-          <w:b/>
-          <w:bCs/>
-          <w:sz w:val="32"/>
-          <w:szCs w:val="32"/>
-        </w:rPr>
-      </w:pPr>
-    </w:p>
-    <w:p>
-      <w:pPr>
-        <w:bidi w:val="0"/>
-        <w:spacing w:before="100" w:beforeAutospacing="1" w:after="100" w:afterAutospacing="1" w:line="240" w:lineRule="auto"/>
-        <w:rPr>
-          <w:b/>
-          <w:bCs/>
-          <w:sz w:val="32"/>
-          <w:szCs w:val="32"/>
-        </w:rPr>
-      </w:pPr>
-    </w:p>
-    <w:p>
-      <w:pPr>
         <w:shd w:val="clear" w:color="auto" w:fill="FFFFFF" w:themeFill="background1"/>
         <w:jc w:val="right"/>
+        <w:rPr>
+          <w:rFonts w:hint="cs"/>
+        </w:rPr>
       </w:pPr>
     </w:p>
     <w:p>
@@ -342,38 +348,32 @@
         <w:lastRenderedPageBreak/>
         <w:t>Login Form</w:t>
       </w:r>
-      <w:bookmarkStart w:id="0" w:name="_GoBack"/>
-      <w:bookmarkEnd w:id="0"/>
     </w:p>
     <w:p>
       <w:pPr>
         <w:shd w:val="clear" w:color="auto" w:fill="FFFFFF" w:themeFill="background1"/>
         <w:jc w:val="right"/>
         <w:rPr>
+          <w:rFonts w:cstheme="minorHAnsi" w:hint="cs"/>
           <w:sz w:val="24"/>
           <w:szCs w:val="24"/>
+          <w:rtl/>
         </w:rPr>
       </w:pPr>
       <w:r>
         <w:rPr>
+          <w:rFonts w:cstheme="minorHAnsi"/>
           <w:sz w:val="24"/>
           <w:szCs w:val="24"/>
         </w:rPr>
-        <w:t>Now, the Login button, with simple validation using a constant email and password for now, navigates the user to the Home Pag</w:t>
-      </w:r>
-      <w:r>
-        <w:rPr>
-          <w:sz w:val="24"/>
-          <w:szCs w:val="24"/>
-        </w:rPr>
-        <w:t>e.</w:t>
+        <w:t xml:space="preserve">Updated the Login UI from Stage 7 by adding form validation, email validation, password validation, and show/hide password functionality. </w:t>
       </w:r>
     </w:p>
     <w:tbl>
       <w:tblPr>
-        <w:tblStyle w:val="10"/>
+        <w:tblStyle w:val="a6"/>
         <w:bidiVisual/>
-        <w:tblW w:w="8365" w:type="dxa"/>
+        <w:tblW w:w="8168" w:type="dxa"/>
         <w:tblBorders>
           <w:top w:val="none" w:sz="0" w:space="0" w:color="auto"/>
           <w:left w:val="none" w:sz="0" w:space="0" w:color="auto"/>
@@ -382,27 +382,542 @@
           <w:insideH w:val="none" w:sz="0" w:space="0" w:color="auto"/>
           <w:insideV w:val="none" w:sz="0" w:space="0" w:color="auto"/>
         </w:tblBorders>
-        <w:tblLayout w:type="fixed"/>
         <w:tblLook w:val="04A0" w:firstRow="1" w:lastRow="0" w:firstColumn="1" w:lastColumn="0" w:noHBand="0" w:noVBand="1"/>
       </w:tblPr>
       <w:tblGrid>
-        <w:gridCol w:w="4217"/>
+        <w:gridCol w:w="4084"/>
+        <w:gridCol w:w="4084"/>
+      </w:tblGrid>
+      <w:tr>
+        <w:trPr>
+          <w:trHeight w:val="2887"/>
+        </w:trPr>
+        <w:tc>
+          <w:tcPr>
+            <w:tcW w:w="4084" w:type="dxa"/>
+            <w:shd w:val="clear" w:color="auto" w:fill="auto"/>
+            <w:vAlign w:val="center"/>
+          </w:tcPr>
+          <w:p>
+            <w:pPr>
+              <w:shd w:val="clear" w:color="auto" w:fill="F2F2F2" w:themeFill="background1" w:themeFillShade="F2"/>
+              <w:jc w:val="right"/>
+              <w:rPr>
+                <w:rFonts w:cstheme="minorHAnsi"/>
+                <w:sz w:val="20"/>
+                <w:szCs w:val="20"/>
+              </w:rPr>
+            </w:pPr>
+            <w:r>
+              <w:rPr>
+                <w:rFonts w:cstheme="minorHAnsi"/>
+                <w:sz w:val="20"/>
+                <w:szCs w:val="20"/>
+              </w:rPr>
+              <w:t>validator: (value) {</w:t>
+            </w:r>
+          </w:p>
+          <w:p>
+            <w:pPr>
+              <w:shd w:val="clear" w:color="auto" w:fill="F2F2F2" w:themeFill="background1" w:themeFillShade="F2"/>
+              <w:jc w:val="right"/>
+              <w:rPr>
+                <w:rFonts w:cstheme="minorHAnsi"/>
+                <w:sz w:val="20"/>
+                <w:szCs w:val="20"/>
+              </w:rPr>
+            </w:pPr>
+            <w:r>
+              <w:rPr>
+                <w:rFonts w:cstheme="minorHAnsi"/>
+                <w:sz w:val="20"/>
+                <w:szCs w:val="20"/>
+              </w:rPr>
+              <w:t xml:space="preserve">    </w:t>
+            </w:r>
+            <w:r>
+              <w:rPr>
+                <w:rFonts w:cstheme="minorHAnsi"/>
+                <w:sz w:val="20"/>
+                <w:szCs w:val="20"/>
+              </w:rPr>
+              <w:t>if (value == null || value.isEmpty) {</w:t>
+            </w:r>
+            <w:r>
+              <w:rPr>
+                <w:rFonts w:cstheme="minorHAnsi"/>
+                <w:sz w:val="20"/>
+                <w:szCs w:val="20"/>
+              </w:rPr>
+              <w:t xml:space="preserve"> </w:t>
+            </w:r>
+          </w:p>
+          <w:p>
+            <w:pPr>
+              <w:shd w:val="clear" w:color="auto" w:fill="F2F2F2" w:themeFill="background1" w:themeFillShade="F2"/>
+              <w:jc w:val="right"/>
+              <w:rPr>
+                <w:rFonts w:cstheme="minorHAnsi"/>
+                <w:sz w:val="20"/>
+                <w:szCs w:val="20"/>
+              </w:rPr>
+            </w:pPr>
+            <w:r>
+              <w:rPr>
+                <w:rFonts w:cstheme="minorHAnsi"/>
+                <w:sz w:val="20"/>
+                <w:szCs w:val="20"/>
+              </w:rPr>
+              <w:t xml:space="preserve">    </w:t>
+            </w:r>
+            <w:r>
+              <w:rPr>
+                <w:rFonts w:cstheme="minorHAnsi"/>
+                <w:sz w:val="20"/>
+                <w:szCs w:val="20"/>
+              </w:rPr>
+              <w:t>return "Can't be Empty";</w:t>
+            </w:r>
+          </w:p>
+          <w:p>
+            <w:pPr>
+              <w:shd w:val="clear" w:color="auto" w:fill="F2F2F2" w:themeFill="background1" w:themeFillShade="F2"/>
+              <w:jc w:val="right"/>
+              <w:rPr>
+                <w:rFonts w:cstheme="minorHAnsi"/>
+                <w:sz w:val="20"/>
+                <w:szCs w:val="20"/>
+              </w:rPr>
+            </w:pPr>
+            <w:r>
+              <w:rPr>
+                <w:rFonts w:cstheme="minorHAnsi"/>
+                <w:sz w:val="20"/>
+                <w:szCs w:val="20"/>
+              </w:rPr>
+              <w:t>} else if (value.length &lt; 6) {</w:t>
+            </w:r>
+          </w:p>
+          <w:p>
+            <w:pPr>
+              <w:shd w:val="clear" w:color="auto" w:fill="F2F2F2" w:themeFill="background1" w:themeFillShade="F2"/>
+              <w:jc w:val="right"/>
+              <w:rPr>
+                <w:rFonts w:cstheme="minorHAnsi"/>
+                <w:sz w:val="20"/>
+                <w:szCs w:val="20"/>
+              </w:rPr>
+            </w:pPr>
+            <w:r>
+              <w:rPr>
+                <w:rFonts w:cstheme="minorHAnsi"/>
+                <w:sz w:val="20"/>
+                <w:szCs w:val="20"/>
+              </w:rPr>
+              <w:t xml:space="preserve">    </w:t>
+            </w:r>
+            <w:r>
+              <w:rPr>
+                <w:rFonts w:cstheme="minorHAnsi"/>
+                <w:sz w:val="20"/>
+                <w:szCs w:val="20"/>
+              </w:rPr>
+              <w:t>return "Password long can't be less than 6";</w:t>
+            </w:r>
+          </w:p>
+          <w:p>
+            <w:pPr>
+              <w:shd w:val="clear" w:color="auto" w:fill="F2F2F2" w:themeFill="background1" w:themeFillShade="F2"/>
+              <w:jc w:val="right"/>
+              <w:rPr>
+                <w:rFonts w:cstheme="minorHAnsi"/>
+                <w:sz w:val="20"/>
+                <w:szCs w:val="20"/>
+              </w:rPr>
+            </w:pPr>
+            <w:r>
+              <w:rPr>
+                <w:rFonts w:cstheme="minorHAnsi"/>
+                <w:sz w:val="20"/>
+                <w:szCs w:val="20"/>
+              </w:rPr>
+              <w:t>}</w:t>
+            </w:r>
+          </w:p>
+          <w:p>
+            <w:pPr>
+              <w:shd w:val="clear" w:color="auto" w:fill="F2F2F2" w:themeFill="background1" w:themeFillShade="F2"/>
+              <w:jc w:val="right"/>
+              <w:rPr>
+                <w:rFonts w:cstheme="minorHAnsi"/>
+                <w:sz w:val="20"/>
+                <w:szCs w:val="20"/>
+              </w:rPr>
+            </w:pPr>
+            <w:r>
+              <w:rPr>
+                <w:rFonts w:cstheme="minorHAnsi"/>
+                <w:sz w:val="20"/>
+                <w:szCs w:val="20"/>
+              </w:rPr>
+              <w:t>return null;</w:t>
+            </w:r>
+          </w:p>
+          <w:p>
+            <w:pPr>
+              <w:shd w:val="clear" w:color="auto" w:fill="F2F2F2" w:themeFill="background1" w:themeFillShade="F2"/>
+              <w:jc w:val="right"/>
+              <w:rPr>
+                <w:rFonts w:cstheme="minorHAnsi"/>
+                <w:sz w:val="20"/>
+                <w:szCs w:val="20"/>
+              </w:rPr>
+            </w:pPr>
+          </w:p>
+          <w:p>
+            <w:pPr>
+              <w:shd w:val="clear" w:color="auto" w:fill="F2F2F2" w:themeFill="background1" w:themeFillShade="F2"/>
+              <w:jc w:val="right"/>
+              <w:rPr>
+                <w:rFonts w:cstheme="minorHAnsi"/>
+                <w:sz w:val="20"/>
+                <w:szCs w:val="20"/>
+              </w:rPr>
+            </w:pPr>
+            <w:r>
+              <w:rPr>
+                <w:rFonts w:cstheme="minorHAnsi"/>
+                <w:sz w:val="20"/>
+                <w:szCs w:val="20"/>
+              </w:rPr>
+              <w:t>},</w:t>
+            </w:r>
+          </w:p>
+          <w:p>
+            <w:pPr>
+              <w:jc w:val="center"/>
+              <w:rPr>
+                <w:rFonts w:cstheme="minorHAnsi" w:hint="cs"/>
+                <w:sz w:val="24"/>
+                <w:szCs w:val="24"/>
+                <w:rtl/>
+              </w:rPr>
+            </w:pPr>
+          </w:p>
+        </w:tc>
+        <w:tc>
+          <w:tcPr>
+            <w:tcW w:w="4084" w:type="dxa"/>
+            <w:shd w:val="clear" w:color="auto" w:fill="auto"/>
+            <w:vAlign w:val="center"/>
+          </w:tcPr>
+          <w:p>
+            <w:pPr>
+              <w:shd w:val="clear" w:color="auto" w:fill="FFFFFF" w:themeFill="background1"/>
+              <w:jc w:val="center"/>
+              <w:rPr>
+                <w:rFonts w:cstheme="minorHAnsi" w:hint="cs"/>
+                <w:sz w:val="20"/>
+                <w:szCs w:val="20"/>
+              </w:rPr>
+            </w:pPr>
+          </w:p>
+          <w:p>
+            <w:pPr>
+              <w:shd w:val="clear" w:color="auto" w:fill="F2F2F2" w:themeFill="background1" w:themeFillShade="F2"/>
+              <w:spacing w:after="160" w:line="259" w:lineRule="auto"/>
+              <w:jc w:val="right"/>
+              <w:rPr>
+                <w:rFonts w:cstheme="minorHAnsi"/>
+                <w:sz w:val="20"/>
+                <w:szCs w:val="20"/>
+              </w:rPr>
+            </w:pPr>
+            <w:r>
+              <w:rPr>
+                <w:rFonts w:cstheme="minorHAnsi"/>
+                <w:sz w:val="20"/>
+                <w:szCs w:val="20"/>
+              </w:rPr>
+              <w:t>validator: (value) {</w:t>
+            </w:r>
+          </w:p>
+          <w:p>
+            <w:pPr>
+              <w:shd w:val="clear" w:color="auto" w:fill="F2F2F2" w:themeFill="background1" w:themeFillShade="F2"/>
+              <w:spacing w:after="160" w:line="259" w:lineRule="auto"/>
+              <w:jc w:val="right"/>
+              <w:rPr>
+                <w:rFonts w:cstheme="minorHAnsi"/>
+                <w:sz w:val="20"/>
+                <w:szCs w:val="20"/>
+              </w:rPr>
+            </w:pPr>
+            <w:r>
+              <w:rPr>
+                <w:rFonts w:cstheme="minorHAnsi"/>
+                <w:sz w:val="20"/>
+                <w:szCs w:val="20"/>
+              </w:rPr>
+              <w:t xml:space="preserve">    </w:t>
+            </w:r>
+            <w:r>
+              <w:rPr>
+                <w:rFonts w:cstheme="minorHAnsi"/>
+                <w:sz w:val="20"/>
+                <w:szCs w:val="20"/>
+              </w:rPr>
+              <w:t>if (value == null || value.isEmpty) {</w:t>
+            </w:r>
+            <w:r>
+              <w:rPr>
+                <w:rFonts w:cstheme="minorHAnsi" w:hint="cs"/>
+                <w:sz w:val="20"/>
+                <w:szCs w:val="20"/>
+                <w:rtl/>
+              </w:rPr>
+              <w:t xml:space="preserve">  </w:t>
+            </w:r>
+          </w:p>
+          <w:p>
+            <w:pPr>
+              <w:shd w:val="clear" w:color="auto" w:fill="F2F2F2" w:themeFill="background1" w:themeFillShade="F2"/>
+              <w:spacing w:after="160" w:line="259" w:lineRule="auto"/>
+              <w:jc w:val="right"/>
+              <w:rPr>
+                <w:rFonts w:cstheme="minorHAnsi"/>
+                <w:sz w:val="20"/>
+                <w:szCs w:val="20"/>
+              </w:rPr>
+            </w:pPr>
+            <w:r>
+              <w:rPr>
+                <w:rFonts w:cstheme="minorHAnsi"/>
+                <w:sz w:val="20"/>
+                <w:szCs w:val="20"/>
+              </w:rPr>
+              <w:t xml:space="preserve">    </w:t>
+            </w:r>
+            <w:r>
+              <w:rPr>
+                <w:rFonts w:cstheme="minorHAnsi"/>
+                <w:sz w:val="20"/>
+                <w:szCs w:val="20"/>
+              </w:rPr>
+              <w:t>return "Can't be empty";</w:t>
+            </w:r>
+            <w:r>
+              <w:rPr>
+                <w:rFonts w:cstheme="minorHAnsi" w:hint="cs"/>
+                <w:sz w:val="20"/>
+                <w:szCs w:val="20"/>
+                <w:rtl/>
+              </w:rPr>
+              <w:t xml:space="preserve">  </w:t>
+            </w:r>
+            <w:r>
+              <w:rPr>
+                <w:rFonts w:cstheme="minorHAnsi"/>
+                <w:sz w:val="20"/>
+                <w:szCs w:val="20"/>
+              </w:rPr>
+              <w:t xml:space="preserve">  </w:t>
+            </w:r>
+          </w:p>
+          <w:p>
+            <w:pPr>
+              <w:shd w:val="clear" w:color="auto" w:fill="F2F2F2" w:themeFill="background1" w:themeFillShade="F2"/>
+              <w:spacing w:after="160" w:line="259" w:lineRule="auto"/>
+              <w:jc w:val="right"/>
+              <w:rPr>
+                <w:rFonts w:cstheme="minorHAnsi"/>
+                <w:sz w:val="20"/>
+                <w:szCs w:val="20"/>
+              </w:rPr>
+            </w:pPr>
+            <w:r>
+              <w:rPr>
+                <w:rFonts w:cstheme="minorHAnsi"/>
+                <w:sz w:val="20"/>
+                <w:szCs w:val="20"/>
+              </w:rPr>
+              <w:t xml:space="preserve">    </w:t>
+            </w:r>
+            <w:r>
+              <w:rPr>
+                <w:rFonts w:cstheme="minorHAnsi"/>
+                <w:sz w:val="20"/>
+                <w:szCs w:val="20"/>
+              </w:rPr>
+              <w:t xml:space="preserve">} else if (!value.contains("@") || </w:t>
+            </w:r>
+            <w:r>
+              <w:rPr>
+                <w:rFonts w:cstheme="minorHAnsi"/>
+                <w:sz w:val="20"/>
+                <w:szCs w:val="20"/>
+              </w:rPr>
+              <w:t xml:space="preserve">   </w:t>
+            </w:r>
+            <w:r>
+              <w:rPr>
+                <w:rFonts w:cstheme="minorHAnsi"/>
+                <w:sz w:val="20"/>
+                <w:szCs w:val="20"/>
+              </w:rPr>
+              <w:t>!value.contains(".com")) {</w:t>
+            </w:r>
+            <w:r>
+              <w:rPr>
+                <w:rFonts w:cstheme="minorHAnsi" w:hint="cs"/>
+                <w:sz w:val="20"/>
+                <w:szCs w:val="20"/>
+                <w:rtl/>
+              </w:rPr>
+              <w:t xml:space="preserve"> </w:t>
+            </w:r>
+          </w:p>
+          <w:p>
+            <w:pPr>
+              <w:shd w:val="clear" w:color="auto" w:fill="F2F2F2" w:themeFill="background1" w:themeFillShade="F2"/>
+              <w:spacing w:after="160" w:line="259" w:lineRule="auto"/>
+              <w:jc w:val="right"/>
+              <w:rPr>
+                <w:rFonts w:cstheme="minorHAnsi"/>
+                <w:sz w:val="20"/>
+                <w:szCs w:val="20"/>
+              </w:rPr>
+            </w:pPr>
+            <w:r>
+              <w:rPr>
+                <w:rFonts w:cstheme="minorHAnsi"/>
+                <w:sz w:val="20"/>
+                <w:szCs w:val="20"/>
+              </w:rPr>
+              <w:t xml:space="preserve">        </w:t>
+            </w:r>
+            <w:r>
+              <w:rPr>
+                <w:rFonts w:cstheme="minorHAnsi"/>
+                <w:sz w:val="20"/>
+                <w:szCs w:val="20"/>
+              </w:rPr>
+              <w:t>return "Enter a valid Email";</w:t>
+            </w:r>
+            <w:r>
+              <w:rPr>
+                <w:rFonts w:cstheme="minorHAnsi"/>
+                <w:sz w:val="20"/>
+                <w:szCs w:val="20"/>
+              </w:rPr>
+              <w:t xml:space="preserve">  </w:t>
+            </w:r>
+          </w:p>
+          <w:p>
+            <w:pPr>
+              <w:shd w:val="clear" w:color="auto" w:fill="F2F2F2" w:themeFill="background1" w:themeFillShade="F2"/>
+              <w:spacing w:after="160" w:line="259" w:lineRule="auto"/>
+              <w:jc w:val="right"/>
+              <w:rPr>
+                <w:rFonts w:cstheme="minorHAnsi" w:hint="cs"/>
+                <w:sz w:val="20"/>
+                <w:szCs w:val="20"/>
+                <w:rtl/>
+              </w:rPr>
+            </w:pPr>
+            <w:r>
+              <w:rPr>
+                <w:rFonts w:cstheme="minorHAnsi"/>
+                <w:sz w:val="20"/>
+                <w:szCs w:val="20"/>
+              </w:rPr>
+              <w:t>}</w:t>
+            </w:r>
+          </w:p>
+          <w:p>
+            <w:pPr>
+              <w:shd w:val="clear" w:color="auto" w:fill="F2F2F2" w:themeFill="background1" w:themeFillShade="F2"/>
+              <w:spacing w:after="160" w:line="259" w:lineRule="auto"/>
+              <w:jc w:val="right"/>
+              <w:rPr>
+                <w:rFonts w:cstheme="minorHAnsi" w:hint="cs"/>
+                <w:sz w:val="20"/>
+                <w:szCs w:val="20"/>
+              </w:rPr>
+            </w:pPr>
+            <w:r>
+              <w:rPr>
+                <w:rFonts w:cstheme="minorHAnsi"/>
+                <w:sz w:val="20"/>
+                <w:szCs w:val="20"/>
+              </w:rPr>
+              <w:t>return null;</w:t>
+            </w:r>
+          </w:p>
+          <w:p>
+            <w:pPr>
+              <w:shd w:val="clear" w:color="auto" w:fill="F2F2F2" w:themeFill="background1" w:themeFillShade="F2"/>
+              <w:spacing w:after="160" w:line="259" w:lineRule="auto"/>
+              <w:jc w:val="right"/>
+              <w:rPr>
+                <w:rFonts w:cstheme="minorHAnsi" w:hint="cs"/>
+                <w:sz w:val="20"/>
+                <w:szCs w:val="20"/>
+                <w:rtl/>
+              </w:rPr>
+            </w:pPr>
+            <w:r>
+              <w:rPr>
+                <w:rFonts w:cstheme="minorHAnsi"/>
+                <w:sz w:val="20"/>
+                <w:szCs w:val="20"/>
+              </w:rPr>
+              <w:t>}</w:t>
+            </w:r>
+          </w:p>
+        </w:tc>
+      </w:tr>
+    </w:tbl>
+    <w:p>
+      <w:pPr>
+        <w:shd w:val="clear" w:color="auto" w:fill="FFFFFF" w:themeFill="background1"/>
+        <w:rPr>
+          <w:rFonts w:cstheme="minorHAnsi" w:hint="cs"/>
+          <w:sz w:val="24"/>
+          <w:szCs w:val="24"/>
+          <w:rtl/>
+        </w:rPr>
+      </w:pPr>
+    </w:p>
+    <w:tbl>
+      <w:tblPr>
+        <w:tblStyle w:val="a6"/>
+        <w:bidiVisual/>
+        <w:tblW w:w="0" w:type="auto"/>
+        <w:tblBorders>
+          <w:top w:val="none" w:sz="0" w:space="0" w:color="auto"/>
+          <w:left w:val="none" w:sz="0" w:space="0" w:color="auto"/>
+          <w:bottom w:val="none" w:sz="0" w:space="0" w:color="auto"/>
+          <w:right w:val="none" w:sz="0" w:space="0" w:color="auto"/>
+          <w:insideH w:val="none" w:sz="0" w:space="0" w:color="auto"/>
+          <w:insideV w:val="none" w:sz="0" w:space="0" w:color="auto"/>
+        </w:tblBorders>
+        <w:tblLook w:val="04A0" w:firstRow="1" w:lastRow="0" w:firstColumn="1" w:lastColumn="0" w:noHBand="0" w:noVBand="1"/>
+      </w:tblPr>
+      <w:tblGrid>
+        <w:gridCol w:w="4152"/>
         <w:gridCol w:w="4148"/>
       </w:tblGrid>
       <w:tr>
-        <w:trPr>
-          <w:cnfStyle w:val="100000000000" w:firstRow="1" w:lastRow="0" w:firstColumn="0" w:lastColumn="0" w:oddVBand="0" w:evenVBand="0" w:oddHBand="0" w:evenHBand="0" w:firstRowFirstColumn="0" w:firstRowLastColumn="0" w:lastRowFirstColumn="0" w:lastRowLastColumn="0"/>
-        </w:trPr>
         <w:tc>
           <w:tcPr>
-            <w:cnfStyle w:val="001000000000" w:firstRow="0" w:lastRow="0" w:firstColumn="1" w:lastColumn="0" w:oddVBand="0" w:evenVBand="0" w:oddHBand="0" w:evenHBand="0" w:firstRowFirstColumn="0" w:firstRowLastColumn="0" w:lastRowFirstColumn="0" w:lastRowLastColumn="0"/>
-            <w:tcW w:w="4217" w:type="dxa"/>
+            <w:tcW w:w="4148" w:type="dxa"/>
           </w:tcPr>
           <w:p>
             <w:pPr>
-              <w:jc w:val="right"/>
-              <w:rPr>
-                <w:rFonts w:cstheme="minorHAnsi"/>
+              <w:jc w:val="center"/>
+              <w:rPr>
+                <w:rFonts w:cstheme="minorHAnsi" w:hint="cs"/>
                 <w:sz w:val="24"/>
                 <w:szCs w:val="24"/>
                 <w:rtl/>
@@ -413,10 +928,10 @@
                 <w:noProof/>
               </w:rPr>
               <w:drawing>
-                <wp:inline distT="0" distB="0" distL="0" distR="0" wp14:anchorId="348FF710" wp14:editId="1205F3FC">
-                  <wp:extent cx="2464905" cy="4795149"/>
-                  <wp:effectExtent l="0" t="0" r="0" b="5715"/>
-                  <wp:docPr id="11" name="صورة 11"/>
+                <wp:inline distT="0" distB="0" distL="0" distR="0" wp14:anchorId="5D56CE2D" wp14:editId="72B442D5">
+                  <wp:extent cx="2499405" cy="4945380"/>
+                  <wp:effectExtent l="0" t="0" r="0" b="7620"/>
+                  <wp:docPr id="3" name="صورة 3"/>
                   <wp:cNvGraphicFramePr>
                     <a:graphicFrameLocks xmlns:a="http://schemas.openxmlformats.org/drawingml/2006/main" noChangeAspect="1"/>
                   </wp:cNvGraphicFramePr>
@@ -436,7 +951,7 @@
                         <pic:spPr>
                           <a:xfrm>
                             <a:off x="0" y="0"/>
-                            <a:ext cx="2494525" cy="4852770"/>
+                            <a:ext cx="2518943" cy="4984039"/>
                           </a:xfrm>
                           <a:prstGeom prst="rect">
                             <a:avLst/>
@@ -457,9 +972,8 @@
           <w:p>
             <w:pPr>
               <w:jc w:val="right"/>
-              <w:cnfStyle w:val="100000000000" w:firstRow="1" w:lastRow="0" w:firstColumn="0" w:lastColumn="0" w:oddVBand="0" w:evenVBand="0" w:oddHBand="0" w:evenHBand="0" w:firstRowFirstColumn="0" w:firstRowLastColumn="0" w:lastRowFirstColumn="0" w:lastRowLastColumn="0"/>
-              <w:rPr>
-                <w:rFonts w:cstheme="minorHAnsi"/>
+              <w:rPr>
+                <w:rFonts w:cstheme="minorHAnsi" w:hint="cs"/>
                 <w:sz w:val="24"/>
                 <w:szCs w:val="24"/>
                 <w:rtl/>
@@ -469,95 +983,10 @@
               <w:rPr>
                 <w:noProof/>
               </w:rPr>
-              <mc:AlternateContent>
-                <mc:Choice Requires="wps">
-                  <w:drawing>
-                    <wp:anchor distT="0" distB="0" distL="114300" distR="114300" simplePos="0" relativeHeight="251659264" behindDoc="0" locked="0" layoutInCell="1" allowOverlap="1">
-                      <wp:simplePos x="0" y="0"/>
-                      <wp:positionH relativeFrom="column">
-                        <wp:posOffset>2095831</wp:posOffset>
-                      </wp:positionH>
-                      <wp:positionV relativeFrom="paragraph">
-                        <wp:posOffset>2557448</wp:posOffset>
-                      </wp:positionV>
-                      <wp:extent cx="930303" cy="659958"/>
-                      <wp:effectExtent l="19050" t="76200" r="60325" b="102235"/>
-                      <wp:wrapNone/>
-                      <wp:docPr id="12" name="رابط بشكل مرفق 12"/>
-                      <wp:cNvGraphicFramePr/>
-                      <a:graphic xmlns:a="http://schemas.openxmlformats.org/drawingml/2006/main">
-                        <a:graphicData uri="http://schemas.microsoft.com/office/word/2010/wordprocessingShape">
-                          <wps:wsp>
-                            <wps:cNvCnPr/>
-                            <wps:spPr>
-                              <a:xfrm flipV="1">
-                                <a:off x="0" y="0"/>
-                                <a:ext cx="930303" cy="659958"/>
-                              </a:xfrm>
-                              <a:prstGeom prst="bentConnector3">
-                                <a:avLst/>
-                              </a:prstGeom>
-                              <a:ln>
-                                <a:tailEnd type="triangle"/>
-                              </a:ln>
-                              <a:effectLst>
-                                <a:outerShdw blurRad="50800" dist="38100" dir="2700000" algn="tl" rotWithShape="0">
-                                  <a:prstClr val="black">
-                                    <a:alpha val="40000"/>
-                                  </a:prstClr>
-                                </a:outerShdw>
-                              </a:effectLst>
-                            </wps:spPr>
-                            <wps:style>
-                              <a:lnRef idx="3">
-                                <a:schemeClr val="accent4"/>
-                              </a:lnRef>
-                              <a:fillRef idx="0">
-                                <a:schemeClr val="accent4"/>
-                              </a:fillRef>
-                              <a:effectRef idx="2">
-                                <a:schemeClr val="accent4"/>
-                              </a:effectRef>
-                              <a:fontRef idx="minor">
-                                <a:schemeClr val="tx1"/>
-                              </a:fontRef>
-                            </wps:style>
-                            <wps:bodyPr/>
-                          </wps:wsp>
-                        </a:graphicData>
-                      </a:graphic>
-                    </wp:anchor>
-                  </w:drawing>
-                </mc:Choice>
-                <mc:Fallback>
-                  <w:pict>
-                    <v:shapetype w14:anchorId="2F787A79" id="_x0000_t34" coordsize="21600,21600" o:spt="34" o:oned="t" adj="10800" path="m,l@0,0@0,21600,21600,21600e" filled="f">
-                      <v:stroke joinstyle="miter"/>
-                      <v:formulas>
-                        <v:f eqn="val #0"/>
-                      </v:formulas>
-                      <v:path arrowok="t" fillok="f" o:connecttype="none"/>
-                      <v:handles>
-                        <v:h position="#0,center"/>
-                      </v:handles>
-                      <o:lock v:ext="edit" shapetype="t"/>
-                    </v:shapetype>
-                    <v:shape id="رابط بشكل مرفق 12" o:spid="_x0000_s1026" type="#_x0000_t34" style="position:absolute;left:0;text-align:left;margin-left:165.05pt;margin-top:201.35pt;width:73.25pt;height:51.95pt;flip:y;z-index:251659264;visibility:visible;mso-wrap-style:square;mso-wrap-distance-left:9pt;mso-wrap-distance-top:0;mso-wrap-distance-right:9pt;mso-wrap-distance-bottom:0;mso-position-horizontal:absolute;mso-position-horizontal-relative:text;mso-position-vertical:absolute;mso-position-vertical-relative:text" o:gfxdata="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" strokecolor="#ffc000 [3207]" strokeweight="1.5pt">
-                      <v:stroke endarrow="block"/>
-                      <v:shadow on="t" color="black" opacity="26214f" origin="-.5,-.5" offset=".74836mm,.74836mm"/>
-                    </v:shape>
-                  </w:pict>
-                </mc:Fallback>
-              </mc:AlternateContent>
-            </w:r>
-            <w:r>
-              <w:rPr>
-                <w:noProof/>
-              </w:rPr>
               <w:drawing>
-                <wp:inline distT="0" distB="0" distL="0" distR="0" wp14:anchorId="0151ACCA" wp14:editId="355E7D41">
-                  <wp:extent cx="2488759" cy="4840902"/>
-                  <wp:effectExtent l="0" t="0" r="6985" b="0"/>
+                <wp:inline distT="0" distB="0" distL="0" distR="0" wp14:anchorId="44BA7921" wp14:editId="40C5C639">
+                  <wp:extent cx="2493838" cy="4945711"/>
+                  <wp:effectExtent l="0" t="0" r="1905" b="7620"/>
                   <wp:docPr id="1" name="صورة 1"/>
                   <wp:cNvGraphicFramePr>
                     <a:graphicFrameLocks xmlns:a="http://schemas.openxmlformats.org/drawingml/2006/main" noChangeAspect="1"/>
@@ -578,7 +1007,7 @@
                         <pic:spPr>
                           <a:xfrm>
                             <a:off x="0" y="0"/>
-                            <a:ext cx="2505207" cy="4872896"/>
+                            <a:ext cx="2521871" cy="5001306"/>
                           </a:xfrm>
                           <a:prstGeom prst="rect">
                             <a:avLst/>
@@ -599,7 +1028,7 @@
         <w:shd w:val="clear" w:color="auto" w:fill="FFFFFF" w:themeFill="background1"/>
         <w:jc w:val="right"/>
         <w:rPr>
-          <w:rFonts w:cstheme="minorHAnsi"/>
+          <w:rFonts w:cstheme="minorHAnsi" w:hint="cs"/>
           <w:sz w:val="24"/>
           <w:szCs w:val="24"/>
           <w:rtl/>
@@ -608,8 +1037,10 @@
     </w:p>
     <w:p>
       <w:pPr>
-        <w:rPr>
-          <w:rFonts w:cstheme="minorHAnsi"/>
+        <w:shd w:val="clear" w:color="auto" w:fill="FFFFFF" w:themeFill="background1"/>
+        <w:jc w:val="center"/>
+        <w:rPr>
+          <w:rFonts w:cstheme="minorHAnsi" w:hint="cs"/>
           <w:sz w:val="24"/>
           <w:szCs w:val="24"/>
           <w:rtl/>
@@ -618,80 +1049,8 @@
     </w:p>
     <w:p>
       <w:pPr>
-        <w:jc w:val="right"/>
-        <w:rPr>
-          <w:rFonts w:cstheme="minorHAnsi"/>
-          <w:b/>
-          <w:bCs/>
-          <w:sz w:val="32"/>
-          <w:szCs w:val="32"/>
-        </w:rPr>
-      </w:pPr>
-    </w:p>
-    <w:p>
-      <w:pPr>
-        <w:rPr>
-          <w:rFonts w:cstheme="minorHAnsi"/>
-          <w:sz w:val="24"/>
-          <w:szCs w:val="24"/>
-          <w:rtl/>
-        </w:rPr>
-      </w:pPr>
-    </w:p>
-    <w:p>
-      <w:pPr>
-        <w:rPr>
-          <w:rFonts w:cstheme="minorHAnsi"/>
-          <w:sz w:val="24"/>
-          <w:szCs w:val="24"/>
-          <w:rtl/>
-        </w:rPr>
-      </w:pPr>
-    </w:p>
-    <w:p>
-      <w:pPr>
-        <w:rPr>
-          <w:rFonts w:cstheme="minorHAnsi"/>
-          <w:sz w:val="24"/>
-          <w:szCs w:val="24"/>
-          <w:rtl/>
-        </w:rPr>
-      </w:pPr>
-    </w:p>
-    <w:p>
-      <w:pPr>
-        <w:rPr>
-          <w:rFonts w:cstheme="minorHAnsi"/>
-          <w:sz w:val="24"/>
-          <w:szCs w:val="24"/>
-          <w:rtl/>
-        </w:rPr>
-      </w:pPr>
-    </w:p>
-    <w:p>
-      <w:pPr>
-        <w:rPr>
-          <w:rFonts w:cstheme="minorHAnsi"/>
-          <w:sz w:val="24"/>
-          <w:szCs w:val="24"/>
-          <w:rtl/>
-        </w:rPr>
-      </w:pPr>
-    </w:p>
-    <w:p>
-      <w:pPr>
-        <w:rPr>
-          <w:rFonts w:cstheme="minorHAnsi"/>
-          <w:sz w:val="24"/>
-          <w:szCs w:val="24"/>
-          <w:rtl/>
-        </w:rPr>
-      </w:pPr>
-    </w:p>
-    <w:p>
-      <w:pPr>
-        <w:rPr>
-          <w:rFonts w:cstheme="minorHAnsi"/>
+        <w:rPr>
+          <w:rFonts w:cstheme="minorHAnsi" w:hint="cs"/>
           <w:sz w:val="24"/>
           <w:szCs w:val="24"/>
           <w:rtl/>
@@ -704,6 +1063,16 @@
           <w:bottom w:val="single" w:sz="6" w:space="0" w:color="auto"/>
         </w:pBdr>
         <w:jc w:val="right"/>
+        <w:rPr>
+          <w:rFonts w:cstheme="minorHAnsi" w:hint="cs"/>
+          <w:b/>
+          <w:bCs/>
+          <w:sz w:val="28"/>
+          <w:szCs w:val="28"/>
+          <w:rtl/>
+        </w:rPr>
+      </w:pPr>
+      <w:r>
         <w:rPr>
           <w:rFonts w:cstheme="minorHAnsi"/>
           <w:b/>
@@ -711,72 +1080,12 @@
           <w:sz w:val="28"/>
           <w:szCs w:val="28"/>
         </w:rPr>
-      </w:pPr>
-      <w:r>
-        <w:rPr>
-          <w:rFonts w:cstheme="minorHAnsi"/>
-          <w:b/>
-          <w:bCs/>
-          <w:sz w:val="28"/>
-          <w:szCs w:val="28"/>
-        </w:rPr>
-        <w:lastRenderedPageBreak/>
-        <w:t xml:space="preserve">Product List </w:t>
-      </w:r>
-      <w:r>
-        <w:rPr>
-          <w:rFonts w:cstheme="minorHAnsi"/>
-          <w:b/>
-          <w:bCs/>
-          <w:sz w:val="28"/>
-          <w:szCs w:val="28"/>
-        </w:rPr>
-        <w:sym w:font="Wingdings" w:char="F0E0"/>
-      </w:r>
-      <w:r>
-        <w:rPr>
-          <w:rFonts w:cstheme="minorHAnsi"/>
-          <w:b/>
-          <w:bCs/>
-          <w:sz w:val="28"/>
-          <w:szCs w:val="28"/>
-        </w:rPr>
-        <w:t xml:space="preserve"> Product </w:t>
-      </w:r>
-      <w:r>
-        <w:rPr>
-          <w:rFonts w:cstheme="minorHAnsi"/>
-          <w:b/>
-          <w:bCs/>
-          <w:sz w:val="28"/>
-          <w:szCs w:val="28"/>
-        </w:rPr>
-        <w:t>Details</w:t>
-      </w:r>
-    </w:p>
-    <w:p>
-      <w:pPr>
-        <w:jc w:val="right"/>
-        <w:rPr>
-          <w:rFonts w:cstheme="minorHAnsi"/>
-          <w:sz w:val="24"/>
-          <w:szCs w:val="24"/>
-          <w:rtl/>
-        </w:rPr>
-      </w:pPr>
-      <w:r>
-        <w:rPr>
-          <w:rFonts w:cstheme="minorHAnsi"/>
-          <w:sz w:val="24"/>
-          <w:szCs w:val="24"/>
-        </w:rPr>
-        <w:t>Now tapping the card navigates the user to product details screen</w:t>
+        <w:t>Register Form</w:t>
       </w:r>
     </w:p>
     <w:tbl>
       <w:tblPr>
         <w:tblStyle w:val="a6"/>
-        <w:tblpPr w:leftFromText="180" w:rightFromText="180" w:vertAnchor="page" w:horzAnchor="margin" w:tblpY="2419"/>
         <w:bidiVisual/>
         <w:tblW w:w="0" w:type="auto"/>
         <w:tblBorders>
@@ -790,23 +1099,22 @@
         <w:tblLook w:val="04A0" w:firstRow="1" w:lastRow="0" w:firstColumn="1" w:lastColumn="0" w:noHBand="0" w:noVBand="1"/>
       </w:tblPr>
       <w:tblGrid>
-        <w:gridCol w:w="4206"/>
-        <w:gridCol w:w="4097"/>
+        <w:gridCol w:w="4109"/>
+        <w:gridCol w:w="4197"/>
       </w:tblGrid>
       <w:tr>
         <w:tc>
           <w:tcPr>
-            <w:tcW w:w="4202" w:type="dxa"/>
+            <w:tcW w:w="4148" w:type="dxa"/>
+            <w:vAlign w:val="center"/>
           </w:tcPr>
           <w:p>
             <w:pPr>
-              <w:jc w:val="right"/>
-              <w:rPr>
-                <w:rFonts w:cstheme="minorHAnsi"/>
-                <w:b/>
-                <w:bCs/>
-                <w:sz w:val="28"/>
-                <w:szCs w:val="28"/>
+              <w:jc w:val="center"/>
+              <w:rPr>
+                <w:rFonts w:cstheme="minorHAnsi" w:hint="cs"/>
+                <w:sz w:val="24"/>
+                <w:szCs w:val="24"/>
                 <w:rtl/>
               </w:rPr>
             </w:pPr>
@@ -815,10 +1123,10 @@
                 <w:noProof/>
               </w:rPr>
               <w:drawing>
-                <wp:inline distT="0" distB="0" distL="0" distR="0" wp14:anchorId="09A39802" wp14:editId="640B2C23">
-                  <wp:extent cx="2524383" cy="4858247"/>
-                  <wp:effectExtent l="0" t="0" r="9525" b="0"/>
-                  <wp:docPr id="13" name="صورة 13"/>
+                <wp:inline distT="0" distB="0" distL="0" distR="0" wp14:anchorId="2CC06F56" wp14:editId="6D7C0A16">
+                  <wp:extent cx="2527922" cy="4905375"/>
+                  <wp:effectExtent l="0" t="0" r="6350" b="0"/>
+                  <wp:docPr id="5" name="صورة 5"/>
                   <wp:cNvGraphicFramePr>
                     <a:graphicFrameLocks xmlns:a="http://schemas.openxmlformats.org/drawingml/2006/main" noChangeAspect="1"/>
                   </wp:cNvGraphicFramePr>
@@ -838,7 +1146,7 @@
                         <pic:spPr>
                           <a:xfrm>
                             <a:off x="0" y="0"/>
-                            <a:ext cx="2536778" cy="4882101"/>
+                            <a:ext cx="2535650" cy="4920371"/>
                           </a:xfrm>
                           <a:prstGeom prst="rect">
                             <a:avLst/>
@@ -854,17 +1162,16 @@
         </w:tc>
         <w:tc>
           <w:tcPr>
-            <w:tcW w:w="4094" w:type="dxa"/>
+            <w:tcW w:w="4148" w:type="dxa"/>
+            <w:vAlign w:val="center"/>
           </w:tcPr>
           <w:p>
             <w:pPr>
-              <w:jc w:val="right"/>
-              <w:rPr>
-                <w:rFonts w:cstheme="minorHAnsi"/>
-                <w:b/>
-                <w:bCs/>
-                <w:sz w:val="28"/>
-                <w:szCs w:val="28"/>
+              <w:jc w:val="center"/>
+              <w:rPr>
+                <w:rFonts w:cstheme="minorHAnsi" w:hint="cs"/>
+                <w:sz w:val="24"/>
+                <w:szCs w:val="24"/>
                 <w:rtl/>
               </w:rPr>
             </w:pPr>
@@ -872,85 +1179,11 @@
               <w:rPr>
                 <w:noProof/>
               </w:rPr>
-              <mc:AlternateContent>
-                <mc:Choice Requires="wps">
-                  <w:drawing>
-                    <wp:anchor distT="0" distB="0" distL="114300" distR="114300" simplePos="0" relativeHeight="251661312" behindDoc="0" locked="0" layoutInCell="1" allowOverlap="1" wp14:anchorId="1BA92963" wp14:editId="43A5794E">
-                      <wp:simplePos x="0" y="0"/>
-                      <wp:positionH relativeFrom="column">
-                        <wp:posOffset>1873857</wp:posOffset>
-                      </wp:positionH>
-                      <wp:positionV relativeFrom="paragraph">
-                        <wp:posOffset>3233448</wp:posOffset>
-                      </wp:positionV>
-                      <wp:extent cx="930303" cy="659958"/>
-                      <wp:effectExtent l="19050" t="76200" r="60325" b="102235"/>
-                      <wp:wrapNone/>
-                      <wp:docPr id="16" name="رابط بشكل مرفق 16"/>
-                      <wp:cNvGraphicFramePr/>
-                      <a:graphic xmlns:a="http://schemas.openxmlformats.org/drawingml/2006/main">
-                        <a:graphicData uri="http://schemas.microsoft.com/office/word/2010/wordprocessingShape">
-                          <wps:wsp>
-                            <wps:cNvCnPr/>
-                            <wps:spPr>
-                              <a:xfrm flipV="1">
-                                <a:off x="0" y="0"/>
-                                <a:ext cx="930303" cy="659958"/>
-                              </a:xfrm>
-                              <a:prstGeom prst="bentConnector3">
-                                <a:avLst/>
-                              </a:prstGeom>
-                              <a:ln>
-                                <a:tailEnd type="triangle"/>
-                              </a:ln>
-                              <a:effectLst>
-                                <a:outerShdw blurRad="50800" dist="38100" dir="2700000" algn="tl" rotWithShape="0">
-                                  <a:prstClr val="black">
-                                    <a:alpha val="40000"/>
-                                  </a:prstClr>
-                                </a:outerShdw>
-                              </a:effectLst>
-                            </wps:spPr>
-                            <wps:style>
-                              <a:lnRef idx="3">
-                                <a:schemeClr val="accent4"/>
-                              </a:lnRef>
-                              <a:fillRef idx="0">
-                                <a:schemeClr val="accent4"/>
-                              </a:fillRef>
-                              <a:effectRef idx="2">
-                                <a:schemeClr val="accent4"/>
-                              </a:effectRef>
-                              <a:fontRef idx="minor">
-                                <a:schemeClr val="tx1"/>
-                              </a:fontRef>
-                            </wps:style>
-                            <wps:bodyPr/>
-                          </wps:wsp>
-                        </a:graphicData>
-                      </a:graphic>
-                    </wp:anchor>
-                  </w:drawing>
-                </mc:Choice>
-                <mc:Fallback>
-                  <w:pict>
-                    <v:shape w14:anchorId="01A12B71" id="رابط بشكل مرفق 16" o:spid="_x0000_s1026" type="#_x0000_t34" style="position:absolute;left:0;text-align:left;margin-left:147.55pt;margin-top:254.6pt;width:73.25pt;height:51.95pt;flip:y;z-index:251661312;visibility:visible;mso-wrap-style:square;mso-wrap-distance-left:9pt;mso-wrap-distance-top:0;mso-wrap-distance-right:9pt;mso-wrap-distance-bottom:0;mso-position-horizontal:absolute;mso-position-horizontal-relative:text;mso-position-vertical:absolute;mso-position-vertical-relative:text" o:gfxdata="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" strokecolor="#ffc000 [3207]" strokeweight="1.5pt">
-                      <v:stroke endarrow="block"/>
-                      <v:shadow on="t" color="black" opacity="26214f" origin="-.5,-.5" offset=".74836mm,.74836mm"/>
-                    </v:shape>
-                  </w:pict>
-                </mc:Fallback>
-              </mc:AlternateContent>
-            </w:r>
-            <w:r>
-              <w:rPr>
-                <w:noProof/>
-              </w:rPr>
               <w:drawing>
-                <wp:inline distT="0" distB="0" distL="0" distR="0" wp14:anchorId="3E2B83F9" wp14:editId="2672AABF">
-                  <wp:extent cx="2464905" cy="4795149"/>
-                  <wp:effectExtent l="0" t="0" r="0" b="5715"/>
-                  <wp:docPr id="14" name="صورة 14"/>
+                <wp:inline distT="0" distB="0" distL="0" distR="0" wp14:anchorId="0A9B84A3" wp14:editId="0B3C1DD6">
+                  <wp:extent cx="2584052" cy="4905955"/>
+                  <wp:effectExtent l="0" t="0" r="6985" b="9525"/>
+                  <wp:docPr id="4" name="صورة 4"/>
                   <wp:cNvGraphicFramePr>
                     <a:graphicFrameLocks xmlns:a="http://schemas.openxmlformats.org/drawingml/2006/main" noChangeAspect="1"/>
                   </wp:cNvGraphicFramePr>
@@ -962,7 +1195,7 @@
                           <pic:cNvPicPr/>
                         </pic:nvPicPr>
                         <pic:blipFill>
-                          <a:blip r:embed="rId7"/>
+                          <a:blip r:embed="rId10"/>
                           <a:stretch>
                             <a:fillRect/>
                           </a:stretch>
@@ -970,7 +1203,7 @@
                         <pic:spPr>
                           <a:xfrm>
                             <a:off x="0" y="0"/>
-                            <a:ext cx="2494525" cy="4852770"/>
+                            <a:ext cx="2591745" cy="4920561"/>
                           </a:xfrm>
                           <a:prstGeom prst="rect">
                             <a:avLst/>
@@ -988,19 +1221,8 @@
     </w:tbl>
     <w:p>
       <w:pPr>
-        <w:jc w:val="right"/>
-        <w:rPr>
-          <w:rFonts w:cstheme="minorHAnsi"/>
-          <w:sz w:val="24"/>
-          <w:szCs w:val="24"/>
-          <w:rtl/>
-        </w:rPr>
-      </w:pPr>
-    </w:p>
-    <w:p>
-      <w:pPr>
-        <w:rPr>
-          <w:rFonts w:cstheme="minorHAnsi"/>
+        <w:rPr>
+          <w:rFonts w:cstheme="minorHAnsi" w:hint="cs"/>
           <w:sz w:val="24"/>
           <w:szCs w:val="24"/>
           <w:rtl/>
@@ -1037,6 +1259,19 @@
       <w:pPr>
         <w:jc w:val="right"/>
         <w:rPr>
+          <w:rFonts w:cstheme="minorHAnsi" w:hint="cs"/>
+          <w:b/>
+          <w:bCs/>
+          <w:sz w:val="28"/>
+          <w:szCs w:val="28"/>
+          <w:rtl/>
+        </w:rPr>
+      </w:pPr>
+    </w:p>
+    <w:p>
+      <w:pPr>
+        <w:jc w:val="right"/>
+        <w:rPr>
           <w:rFonts w:cstheme="minorHAnsi"/>
           <w:b/>
           <w:bCs/>
@@ -1089,6 +1324,45 @@
       <w:pPr>
         <w:jc w:val="right"/>
         <w:rPr>
+          <w:rFonts w:cstheme="minorHAnsi" w:hint="cs"/>
+          <w:b/>
+          <w:bCs/>
+          <w:sz w:val="28"/>
+          <w:szCs w:val="28"/>
+          <w:rtl/>
+        </w:rPr>
+      </w:pPr>
+    </w:p>
+    <w:p>
+      <w:pPr>
+        <w:pBdr>
+          <w:bottom w:val="single" w:sz="6" w:space="1" w:color="auto"/>
+        </w:pBdr>
+        <w:jc w:val="right"/>
+        <w:rPr>
+          <w:rFonts w:cstheme="minorHAnsi"/>
+          <w:b/>
+          <w:bCs/>
+          <w:sz w:val="28"/>
+          <w:szCs w:val="28"/>
+        </w:rPr>
+      </w:pPr>
+      <w:r>
+        <w:rPr>
+          <w:rFonts w:cstheme="minorHAnsi"/>
+          <w:b/>
+          <w:bCs/>
+          <w:sz w:val="32"/>
+          <w:szCs w:val="32"/>
+        </w:rPr>
+        <w:lastRenderedPageBreak/>
+        <w:t>Contact US Form</w:t>
+      </w:r>
+    </w:p>
+    <w:p>
+      <w:pPr>
+        <w:jc w:val="center"/>
+        <w:rPr>
           <w:rFonts w:cstheme="minorHAnsi"/>
           <w:b/>
           <w:bCs/>
@@ -1097,77 +1371,15 @@
           <w:rtl/>
         </w:rPr>
       </w:pPr>
-    </w:p>
-    <w:p>
-      <w:pPr>
-        <w:jc w:val="right"/>
-        <w:rPr>
-          <w:rFonts w:cstheme="minorHAnsi"/>
-          <w:b/>
-          <w:bCs/>
-          <w:sz w:val="28"/>
-          <w:szCs w:val="28"/>
-          <w:rtl/>
-        </w:rPr>
-      </w:pPr>
-    </w:p>
-    <w:p>
-      <w:pPr>
-        <w:pBdr>
-          <w:bottom w:val="single" w:sz="6" w:space="1" w:color="auto"/>
-        </w:pBdr>
-        <w:jc w:val="right"/>
-        <w:rPr>
-          <w:rFonts w:cstheme="minorHAnsi"/>
-          <w:b/>
-          <w:bCs/>
-          <w:sz w:val="28"/>
-          <w:szCs w:val="28"/>
-          <w:rtl/>
-        </w:rPr>
-      </w:pPr>
       <w:r>
         <w:rPr>
-          <w:rFonts w:cstheme="minorHAnsi"/>
-          <w:b/>
-          <w:bCs/>
-          <w:sz w:val="32"/>
-          <w:szCs w:val="32"/>
-        </w:rPr>
-        <w:lastRenderedPageBreak/>
-        <w:t>T</w:t>
-      </w:r>
-      <w:r>
-        <w:rPr>
-          <w:rFonts w:cstheme="minorHAnsi"/>
-          <w:b/>
-          <w:bCs/>
-          <w:sz w:val="28"/>
-          <w:szCs w:val="28"/>
-        </w:rPr>
-        <w:t>hree Tabs App</w:t>
-      </w:r>
-    </w:p>
-    <w:p>
-      <w:pPr>
-        <w:jc w:val="center"/>
-        <w:rPr>
-          <w:rFonts w:cstheme="minorHAnsi"/>
-          <w:b/>
-          <w:bCs/>
-          <w:sz w:val="28"/>
-          <w:szCs w:val="28"/>
-        </w:rPr>
-      </w:pPr>
-      <w:r>
-        <w:rPr>
           <w:noProof/>
         </w:rPr>
         <w:drawing>
-          <wp:inline distT="0" distB="0" distL="0" distR="0" wp14:anchorId="055F310E" wp14:editId="02978897">
-            <wp:extent cx="3924300" cy="7781925"/>
-            <wp:effectExtent l="0" t="0" r="0" b="9525"/>
-            <wp:docPr id="17" name="صورة 17"/>
+          <wp:inline distT="0" distB="0" distL="0" distR="0" wp14:anchorId="4AF81F50" wp14:editId="55F8A051">
+            <wp:extent cx="4105275" cy="7743825"/>
+            <wp:effectExtent l="0" t="0" r="9525" b="9525"/>
+            <wp:docPr id="6" name="صورة 6"/>
             <wp:cNvGraphicFramePr>
               <a:graphicFrameLocks xmlns:a="http://schemas.openxmlformats.org/drawingml/2006/main" noChangeAspect="1"/>
             </wp:cNvGraphicFramePr>
@@ -1179,7 +1391,7 @@
                     <pic:cNvPicPr/>
                   </pic:nvPicPr>
                   <pic:blipFill>
-                    <a:blip r:embed="rId10"/>
+                    <a:blip r:embed="rId11"/>
                     <a:stretch>
                       <a:fillRect/>
                     </a:stretch>
@@ -1187,7 +1399,7 @@
                   <pic:spPr>
                     <a:xfrm>
                       <a:off x="0" y="0"/>
-                      <a:ext cx="3924300" cy="7781925"/>
+                      <a:ext cx="4105275" cy="7743825"/>
                     </a:xfrm>
                     <a:prstGeom prst="rect">
                       <a:avLst/>
@@ -1198,6 +1410,109 @@
             </a:graphic>
           </wp:inline>
         </w:drawing>
+      </w:r>
+    </w:p>
+    <w:p>
+      <w:pPr>
+        <w:jc w:val="center"/>
+        <w:rPr>
+          <w:rFonts w:cstheme="minorHAnsi"/>
+          <w:b/>
+          <w:bCs/>
+          <w:sz w:val="28"/>
+          <w:szCs w:val="28"/>
+          <w:rtl/>
+        </w:rPr>
+      </w:pPr>
+    </w:p>
+    <w:p>
+      <w:pPr>
+        <w:jc w:val="center"/>
+        <w:rPr>
+          <w:rFonts w:cstheme="minorHAnsi"/>
+          <w:b/>
+          <w:bCs/>
+          <w:sz w:val="28"/>
+          <w:szCs w:val="28"/>
+          <w:rtl/>
+        </w:rPr>
+      </w:pPr>
+    </w:p>
+    <w:p>
+      <w:pPr>
+        <w:pBdr>
+          <w:bottom w:val="single" w:sz="6" w:space="1" w:color="auto"/>
+        </w:pBdr>
+        <w:jc w:val="right"/>
+        <w:rPr>
+          <w:rFonts w:cstheme="minorHAnsi"/>
+          <w:b/>
+          <w:bCs/>
+          <w:sz w:val="28"/>
+          <w:szCs w:val="28"/>
+        </w:rPr>
+      </w:pPr>
+      <w:r>
+        <w:rPr>
+          <w:rFonts w:cstheme="minorHAnsi"/>
+          <w:b/>
+          <w:bCs/>
+          <w:sz w:val="32"/>
+          <w:szCs w:val="32"/>
+        </w:rPr>
+        <w:lastRenderedPageBreak/>
+        <w:t>Password Show/Hide</w:t>
+      </w:r>
+    </w:p>
+    <w:p>
+      <w:pPr>
+        <w:jc w:val="right"/>
+        <w:rPr>
+          <w:rFonts w:cstheme="minorHAnsi"/>
+          <w:sz w:val="28"/>
+          <w:szCs w:val="28"/>
+        </w:rPr>
+      </w:pPr>
+      <w:r>
+        <w:rPr>
+          <w:rFonts w:cstheme="minorHAnsi"/>
+          <w:sz w:val="28"/>
+          <w:szCs w:val="28"/>
+        </w:rPr>
+        <w:t>Password Show/Hide functionality was already implemented in the previous exercises.</w:t>
+      </w:r>
+    </w:p>
+    <w:p>
+      <w:pPr>
+        <w:jc w:val="right"/>
+        <w:rPr>
+          <w:rFonts w:cstheme="minorHAnsi"/>
+          <w:b/>
+          <w:bCs/>
+          <w:sz w:val="28"/>
+          <w:szCs w:val="28"/>
+        </w:rPr>
+      </w:pPr>
+    </w:p>
+    <w:p>
+      <w:pPr>
+        <w:tabs>
+          <w:tab w:val="left" w:pos="6853"/>
+        </w:tabs>
+        <w:rPr>
+          <w:rFonts w:cstheme="minorHAnsi" w:hint="cs"/>
+          <w:sz w:val="28"/>
+          <w:szCs w:val="28"/>
+        </w:rPr>
+      </w:pPr>
+      <w:r>
+        <w:rPr>
+          <w:rFonts w:cstheme="minorHAnsi"/>
+          <w:sz w:val="28"/>
+          <w:szCs w:val="28"/>
+          <w:rtl/>
+        </w:rPr>
+        <w:tab/>
       </w:r>
     </w:p>
     <w:sectPr>
@@ -4191,6 +4506,7 @@
   <w:style w:type="paragraph" w:default="1" w:styleId="a">
     <w:name w:val="Normal"/>
     <w:qFormat/>
+    <w:rsid w:val="00A45644"/>
     <w:pPr>
       <w:bidi/>
     </w:pPr>
